--- a/3-能力管理/运行记录类文件/030203-运维服务能力指标体系跟踪表（截止2025年12月）.docx
+++ b/3-能力管理/运行记录类文件/030203-运维服务能力指标体系跟踪表（截止2025年12月）.docx
@@ -243,7 +243,8 @@
               <w:widowControl w:val="0"/>
               <w:jc w:val="both"/>
               <w:rPr>
-                <w:lang w:eastAsia="zh-CN"/>
+                <w:rFonts w:hint="default"/>
+                <w:lang w:val="en-US" w:eastAsia="zh-CN"/>
               </w:rPr>
             </w:pPr>
             <w:r>
@@ -267,7 +268,31 @@
                 <w:u w:val="single"/>
                 <w:lang w:eastAsia="zh-CN"/>
               </w:rPr>
-              <w:t>2025.7.3</w:t>
+              <w:t>2025.</w:t>
+            </w:r>
+            <w:r>
+              <w:rPr>
+                <w:rFonts w:hint="eastAsia"/>
+                <w:u w:val="single"/>
+                <w:lang w:val="en-US" w:eastAsia="zh-CN"/>
+              </w:rPr>
+              <w:t>12</w:t>
+            </w:r>
+            <w:r>
+              <w:rPr>
+                <w:rFonts w:hint="eastAsia"/>
+                <w:u w:val="single"/>
+                <w:lang w:eastAsia="zh-CN"/>
+              </w:rPr>
+              <w:t>.3</w:t>
+            </w:r>
+            <w:r>
+              <w:rPr>
+                <w:rFonts w:hint="eastAsia"/>
+                <w:u w:val="single"/>
+                <w:lang w:val="en-US" w:eastAsia="zh-CN"/>
+              </w:rPr>
+              <w:t>0</w:t>
             </w:r>
           </w:p>
         </w:tc>
@@ -363,7 +388,31 @@
                 <w:u w:val="single"/>
                 <w:lang w:eastAsia="zh-CN"/>
               </w:rPr>
-              <w:t>2025.7.3</w:t>
+              <w:t>2025.</w:t>
+            </w:r>
+            <w:r>
+              <w:rPr>
+                <w:rFonts w:hint="eastAsia"/>
+                <w:u w:val="single"/>
+                <w:lang w:val="en-US" w:eastAsia="zh-CN"/>
+              </w:rPr>
+              <w:t>12</w:t>
+            </w:r>
+            <w:r>
+              <w:rPr>
+                <w:rFonts w:hint="eastAsia"/>
+                <w:u w:val="single"/>
+                <w:lang w:eastAsia="zh-CN"/>
+              </w:rPr>
+              <w:t>.3</w:t>
+            </w:r>
+            <w:r>
+              <w:rPr>
+                <w:rFonts w:hint="eastAsia"/>
+                <w:u w:val="single"/>
+                <w:lang w:val="en-US" w:eastAsia="zh-CN"/>
+              </w:rPr>
+              <w:t>0</w:t>
             </w:r>
           </w:p>
         </w:tc>
@@ -458,7 +507,31 @@
                 <w:u w:val="single"/>
                 <w:lang w:eastAsia="zh-CN"/>
               </w:rPr>
-              <w:t>2025.7.3</w:t>
+              <w:t>2025.</w:t>
+            </w:r>
+            <w:r>
+              <w:rPr>
+                <w:rFonts w:hint="eastAsia"/>
+                <w:u w:val="single"/>
+                <w:lang w:val="en-US" w:eastAsia="zh-CN"/>
+              </w:rPr>
+              <w:t>12</w:t>
+            </w:r>
+            <w:r>
+              <w:rPr>
+                <w:rFonts w:hint="eastAsia"/>
+                <w:u w:val="single"/>
+                <w:lang w:eastAsia="zh-CN"/>
+              </w:rPr>
+              <w:t>.3</w:t>
+            </w:r>
+            <w:r>
+              <w:rPr>
+                <w:rFonts w:hint="eastAsia"/>
+                <w:u w:val="single"/>
+                <w:lang w:val="en-US" w:eastAsia="zh-CN"/>
+              </w:rPr>
+              <w:t>0</w:t>
             </w:r>
           </w:p>
         </w:tc>
@@ -743,9 +816,10 @@
               <w:spacing w:before="173" w:line="267" w:lineRule="exact"/>
               <w:ind w:left="260"/>
               <w:rPr>
-                <w:rFonts w:hint="eastAsia" w:ascii="宋体" w:hAnsi="宋体" w:eastAsia="宋体" w:cs="宋体"/>
+                <w:rFonts w:hint="default" w:ascii="宋体" w:hAnsi="宋体" w:eastAsia="宋体" w:cs="宋体"/>
                 <w:sz w:val="20"/>
                 <w:szCs w:val="20"/>
+                <w:lang w:val="en-US" w:eastAsia="zh-CN"/>
               </w:rPr>
             </w:pPr>
             <w:r>
@@ -765,9 +839,9 @@
                 <w:position w:val="1"/>
                 <w:sz w:val="20"/>
                 <w:szCs w:val="20"/>
-                <w:lang w:eastAsia="zh-CN"/>
-              </w:rPr>
-              <w:t>6</w:t>
+                <w:lang w:val="en-US" w:eastAsia="zh-CN"/>
+              </w:rPr>
+              <w:t>5</w:t>
             </w:r>
             <w:r>
               <w:rPr>
@@ -786,9 +860,9 @@
                 <w:position w:val="1"/>
                 <w:sz w:val="20"/>
                 <w:szCs w:val="20"/>
-                <w:lang w:eastAsia="zh-CN"/>
-              </w:rPr>
-              <w:t>4</w:t>
+                <w:lang w:val="en-US" w:eastAsia="zh-CN"/>
+              </w:rPr>
+              <w:t>12</w:t>
             </w:r>
             <w:r>
               <w:rPr>
@@ -807,19 +881,9 @@
                 <w:position w:val="1"/>
                 <w:sz w:val="20"/>
                 <w:szCs w:val="20"/>
-                <w:lang w:eastAsia="zh-CN"/>
-              </w:rPr>
-              <w:t>2</w:t>
-            </w:r>
-            <w:r>
-              <w:rPr>
-                <w:rFonts w:ascii="宋体" w:hAnsi="宋体" w:eastAsia="宋体" w:cs="宋体"/>
-                <w:spacing w:val="3"/>
-                <w:position w:val="1"/>
-                <w:sz w:val="20"/>
-                <w:szCs w:val="20"/>
-              </w:rPr>
-              <w:t>8</w:t>
+                <w:lang w:val="en-US" w:eastAsia="zh-CN"/>
+              </w:rPr>
+              <w:t>30</w:t>
             </w:r>
           </w:p>
         </w:tc>
@@ -926,8 +990,6 @@
               </w:rPr>
               <w:t>刘钢要</w:t>
             </w:r>
-            <w:bookmarkStart w:id="2" w:name="_GoBack"/>
-            <w:bookmarkEnd w:id="2"/>
           </w:p>
         </w:tc>
         <w:tc>
@@ -2216,7 +2278,7 @@
         <w:tc>
           <w:tcPr>
             <w:tcW w:w="1044" w:type="dxa"/>
-            <w:shd w:val="clear"/>
+            <w:shd w:val="clear" w:color="auto" w:fill="auto"/>
             <w:vAlign w:val="top"/>
           </w:tcPr>
           <w:p>
@@ -2474,7 +2536,7 @@
         <w:tc>
           <w:tcPr>
             <w:tcW w:w="1044" w:type="dxa"/>
-            <w:shd w:val="clear"/>
+            <w:shd w:val="clear" w:color="auto" w:fill="auto"/>
             <w:vAlign w:val="top"/>
           </w:tcPr>
           <w:p>
@@ -2744,7 +2806,7 @@
         <w:tc>
           <w:tcPr>
             <w:tcW w:w="1044" w:type="dxa"/>
-            <w:shd w:val="clear"/>
+            <w:shd w:val="clear" w:color="auto" w:fill="auto"/>
             <w:vAlign w:val="top"/>
           </w:tcPr>
           <w:p>
@@ -2999,7 +3061,7 @@
         <w:tc>
           <w:tcPr>
             <w:tcW w:w="1044" w:type="dxa"/>
-            <w:shd w:val="clear"/>
+            <w:shd w:val="clear" w:color="auto" w:fill="auto"/>
             <w:vAlign w:val="top"/>
           </w:tcPr>
           <w:p>
@@ -3257,7 +3319,7 @@
         <w:tc>
           <w:tcPr>
             <w:tcW w:w="1044" w:type="dxa"/>
-            <w:shd w:val="clear"/>
+            <w:shd w:val="clear" w:color="auto" w:fill="auto"/>
             <w:vAlign w:val="top"/>
           </w:tcPr>
           <w:p>
@@ -3515,7 +3577,7 @@
         <w:tc>
           <w:tcPr>
             <w:tcW w:w="1044" w:type="dxa"/>
-            <w:shd w:val="clear"/>
+            <w:shd w:val="clear" w:color="auto" w:fill="auto"/>
             <w:vAlign w:val="top"/>
           </w:tcPr>
           <w:p>
@@ -3802,7 +3864,7 @@
         <w:tc>
           <w:tcPr>
             <w:tcW w:w="1044" w:type="dxa"/>
-            <w:shd w:val="clear"/>
+            <w:shd w:val="clear" w:color="auto" w:fill="auto"/>
             <w:vAlign w:val="top"/>
           </w:tcPr>
           <w:p>
@@ -4076,7 +4138,7 @@
         <w:tc>
           <w:tcPr>
             <w:tcW w:w="1044" w:type="dxa"/>
-            <w:shd w:val="clear"/>
+            <w:shd w:val="clear" w:color="auto" w:fill="auto"/>
             <w:vAlign w:val="top"/>
           </w:tcPr>
           <w:p>
@@ -4330,7 +4392,7 @@
         <w:tc>
           <w:tcPr>
             <w:tcW w:w="1044" w:type="dxa"/>
-            <w:shd w:val="clear"/>
+            <w:shd w:val="clear" w:color="auto" w:fill="auto"/>
             <w:vAlign w:val="top"/>
           </w:tcPr>
           <w:p>
@@ -4600,7 +4662,7 @@
         <w:tc>
           <w:tcPr>
             <w:tcW w:w="1044" w:type="dxa"/>
-            <w:shd w:val="clear"/>
+            <w:shd w:val="clear" w:color="auto" w:fill="auto"/>
             <w:vAlign w:val="top"/>
           </w:tcPr>
           <w:p>
@@ -4874,7 +4936,7 @@
         <w:tc>
           <w:tcPr>
             <w:tcW w:w="1044" w:type="dxa"/>
-            <w:shd w:val="clear"/>
+            <w:shd w:val="clear" w:color="auto" w:fill="auto"/>
             <w:vAlign w:val="top"/>
           </w:tcPr>
           <w:p>
@@ -5138,7 +5200,7 @@
         <w:tc>
           <w:tcPr>
             <w:tcW w:w="1044" w:type="dxa"/>
-            <w:shd w:val="clear"/>
+            <w:shd w:val="clear" w:color="auto" w:fill="auto"/>
             <w:vAlign w:val="top"/>
           </w:tcPr>
           <w:p>
@@ -5400,7 +5462,7 @@
         <w:tc>
           <w:tcPr>
             <w:tcW w:w="1044" w:type="dxa"/>
-            <w:shd w:val="clear"/>
+            <w:shd w:val="clear" w:color="auto" w:fill="auto"/>
             <w:vAlign w:val="top"/>
           </w:tcPr>
           <w:p>
@@ -5668,7 +5730,7 @@
         <w:tc>
           <w:tcPr>
             <w:tcW w:w="1044" w:type="dxa"/>
-            <w:shd w:val="clear"/>
+            <w:shd w:val="clear" w:color="auto" w:fill="auto"/>
             <w:vAlign w:val="top"/>
           </w:tcPr>
           <w:p>
@@ -5943,7 +6005,7 @@
         <w:tc>
           <w:tcPr>
             <w:tcW w:w="1044" w:type="dxa"/>
-            <w:shd w:val="clear"/>
+            <w:shd w:val="clear" w:color="auto" w:fill="auto"/>
             <w:vAlign w:val="top"/>
           </w:tcPr>
           <w:p>
@@ -6221,7 +6283,7 @@
         <w:tc>
           <w:tcPr>
             <w:tcW w:w="1044" w:type="dxa"/>
-            <w:shd w:val="clear"/>
+            <w:shd w:val="clear" w:color="auto" w:fill="auto"/>
             <w:vAlign w:val="top"/>
           </w:tcPr>
           <w:p>
@@ -6483,7 +6545,7 @@
         <w:tc>
           <w:tcPr>
             <w:tcW w:w="1044" w:type="dxa"/>
-            <w:shd w:val="clear"/>
+            <w:shd w:val="clear" w:color="auto" w:fill="auto"/>
             <w:vAlign w:val="top"/>
           </w:tcPr>
           <w:p>
@@ -6744,7 +6806,7 @@
         <w:tc>
           <w:tcPr>
             <w:tcW w:w="1044" w:type="dxa"/>
-            <w:shd w:val="clear"/>
+            <w:shd w:val="clear" w:color="auto" w:fill="auto"/>
             <w:vAlign w:val="top"/>
           </w:tcPr>
           <w:p>
@@ -7010,7 +7072,7 @@
         <w:tc>
           <w:tcPr>
             <w:tcW w:w="1044" w:type="dxa"/>
-            <w:shd w:val="clear"/>
+            <w:shd w:val="clear" w:color="auto" w:fill="auto"/>
             <w:vAlign w:val="top"/>
           </w:tcPr>
           <w:p>
@@ -7268,7 +7330,7 @@
         <w:tc>
           <w:tcPr>
             <w:tcW w:w="1044" w:type="dxa"/>
-            <w:shd w:val="clear"/>
+            <w:shd w:val="clear" w:color="auto" w:fill="auto"/>
             <w:vAlign w:val="top"/>
           </w:tcPr>
           <w:p>
@@ -7544,7 +7606,7 @@
         <w:tc>
           <w:tcPr>
             <w:tcW w:w="1044" w:type="dxa"/>
-            <w:shd w:val="clear"/>
+            <w:shd w:val="clear" w:color="auto" w:fill="auto"/>
             <w:vAlign w:val="top"/>
           </w:tcPr>
           <w:p>
@@ -7810,7 +7872,7 @@
         <w:tc>
           <w:tcPr>
             <w:tcW w:w="1044" w:type="dxa"/>
-            <w:shd w:val="clear"/>
+            <w:shd w:val="clear" w:color="auto" w:fill="auto"/>
             <w:vAlign w:val="top"/>
           </w:tcPr>
           <w:p>
@@ -8088,7 +8150,7 @@
         <w:tc>
           <w:tcPr>
             <w:tcW w:w="1044" w:type="dxa"/>
-            <w:shd w:val="clear"/>
+            <w:shd w:val="clear" w:color="auto" w:fill="auto"/>
             <w:vAlign w:val="top"/>
           </w:tcPr>
           <w:p>
@@ -8354,7 +8416,7 @@
         <w:tc>
           <w:tcPr>
             <w:tcW w:w="1044" w:type="dxa"/>
-            <w:shd w:val="clear"/>
+            <w:shd w:val="clear" w:color="auto" w:fill="auto"/>
             <w:vAlign w:val="top"/>
           </w:tcPr>
           <w:p>
@@ -8612,7 +8674,7 @@
         <w:tc>
           <w:tcPr>
             <w:tcW w:w="1044" w:type="dxa"/>
-            <w:shd w:val="clear"/>
+            <w:shd w:val="clear" w:color="auto" w:fill="auto"/>
             <w:vAlign w:val="top"/>
           </w:tcPr>
           <w:p>
@@ -8878,7 +8940,7 @@
         <w:tc>
           <w:tcPr>
             <w:tcW w:w="1044" w:type="dxa"/>
-            <w:shd w:val="clear"/>
+            <w:shd w:val="clear" w:color="auto" w:fill="auto"/>
             <w:vAlign w:val="top"/>
           </w:tcPr>
           <w:p>
@@ -9146,7 +9208,7 @@
         <w:tc>
           <w:tcPr>
             <w:tcW w:w="1044" w:type="dxa"/>
-            <w:shd w:val="clear"/>
+            <w:shd w:val="clear" w:color="auto" w:fill="auto"/>
             <w:vAlign w:val="top"/>
           </w:tcPr>
           <w:p>
@@ -9424,7 +9486,7 @@
         <w:tc>
           <w:tcPr>
             <w:tcW w:w="1044" w:type="dxa"/>
-            <w:shd w:val="clear"/>
+            <w:shd w:val="clear" w:color="auto" w:fill="auto"/>
             <w:vAlign w:val="top"/>
           </w:tcPr>
           <w:p>
@@ -9490,6 +9552,7 @@
         <w:tc>
           <w:tcPr>
             <w:tcW w:w="1104" w:type="dxa"/>
+            <w:vMerge w:val="restart"/>
             <w:vAlign w:val="center"/>
           </w:tcPr>
           <w:p>
@@ -9516,22 +9579,26 @@
         <w:tc>
           <w:tcPr>
             <w:tcW w:w="2028" w:type="dxa"/>
-          </w:tcPr>
-          <w:p>
-            <w:pPr>
-              <w:rPr>
-                <w:rFonts w:hint="eastAsia" w:ascii="宋体" w:hAnsi="宋体" w:eastAsia="宋体" w:cs="宋体"/>
-                <w:sz w:val="18"/>
-                <w:szCs w:val="18"/>
-              </w:rPr>
-            </w:pPr>
-            <w:r>
-              <w:rPr>
-                <w:rFonts w:hint="eastAsia" w:ascii="宋体" w:hAnsi="宋体" w:eastAsia="宋体" w:cs="宋体"/>
-                <w:sz w:val="18"/>
-                <w:szCs w:val="18"/>
-              </w:rPr>
-              <w:t>系统可用率</w:t>
+            <w:shd w:val="clear" w:color="auto" w:fill="auto"/>
+            <w:vAlign w:val="center"/>
+          </w:tcPr>
+          <w:p>
+            <w:pPr>
+              <w:rPr>
+                <w:rFonts w:hint="eastAsia" w:ascii="宋体" w:hAnsi="宋体" w:eastAsia="宋体" w:cs="宋体"/>
+                <w:sz w:val="18"/>
+                <w:szCs w:val="18"/>
+                <w:lang w:val="en-US" w:eastAsia="zh-CN"/>
+              </w:rPr>
+            </w:pPr>
+            <w:r>
+              <w:rPr>
+                <w:rFonts w:hint="eastAsia" w:ascii="宋体" w:hAnsi="宋体" w:eastAsia="宋体" w:cs="宋体"/>
+                <w:sz w:val="18"/>
+                <w:szCs w:val="18"/>
+                <w:lang w:val="en-US" w:eastAsia="zh-CN"/>
+              </w:rPr>
+              <w:t>服务可用率</w:t>
             </w:r>
           </w:p>
         </w:tc>
@@ -9691,7 +9758,7 @@
         <w:tc>
           <w:tcPr>
             <w:tcW w:w="1044" w:type="dxa"/>
-            <w:shd w:val="clear"/>
+            <w:shd w:val="clear" w:color="auto" w:fill="auto"/>
             <w:vAlign w:val="top"/>
           </w:tcPr>
           <w:p>
@@ -9757,6 +9824,8 @@
         <w:tc>
           <w:tcPr>
             <w:tcW w:w="1104" w:type="dxa"/>
+            <w:vMerge w:val="continue"/>
+            <w:tcBorders/>
             <w:vAlign w:val="center"/>
           </w:tcPr>
           <w:p>
@@ -9766,6 +9835,269 @@
                 <w:rFonts w:hint="eastAsia" w:ascii="宋体" w:hAnsi="宋体" w:eastAsia="宋体" w:cs="宋体"/>
                 <w:sz w:val="18"/>
                 <w:szCs w:val="18"/>
+                <w:lang w:eastAsia="zh-CN"/>
+              </w:rPr>
+            </w:pPr>
+          </w:p>
+        </w:tc>
+        <w:tc>
+          <w:tcPr>
+            <w:tcW w:w="2028" w:type="dxa"/>
+            <w:shd w:val="clear" w:color="auto" w:fill="auto"/>
+            <w:vAlign w:val="center"/>
+          </w:tcPr>
+          <w:p>
+            <w:pPr>
+              <w:rPr>
+                <w:rFonts w:hint="eastAsia" w:ascii="宋体" w:hAnsi="宋体" w:eastAsia="宋体" w:cs="宋体"/>
+                <w:sz w:val="18"/>
+                <w:szCs w:val="18"/>
+                <w:lang w:val="en-US" w:eastAsia="zh-CN"/>
+              </w:rPr>
+            </w:pPr>
+            <w:r>
+              <w:rPr>
+                <w:rFonts w:hint="eastAsia" w:ascii="宋体" w:hAnsi="宋体" w:eastAsia="宋体" w:cs="宋体"/>
+                <w:sz w:val="18"/>
+                <w:szCs w:val="18"/>
+                <w:lang w:val="en-US" w:eastAsia="zh-CN"/>
+              </w:rPr>
+              <w:t>服务故障中断次数</w:t>
+            </w:r>
+          </w:p>
+        </w:tc>
+        <w:tc>
+          <w:tcPr>
+            <w:tcW w:w="828" w:type="dxa"/>
+          </w:tcPr>
+          <w:p>
+            <w:pPr>
+              <w:rPr>
+                <w:rFonts w:hint="eastAsia" w:ascii="宋体" w:hAnsi="宋体" w:eastAsia="宋体" w:cs="宋体"/>
+                <w:sz w:val="18"/>
+                <w:szCs w:val="18"/>
+              </w:rPr>
+            </w:pPr>
+            <w:r>
+              <w:rPr>
+                <w:rFonts w:hint="eastAsia" w:ascii="宋体" w:hAnsi="宋体" w:eastAsia="宋体" w:cs="宋体"/>
+                <w:sz w:val="18"/>
+                <w:szCs w:val="18"/>
+                <w:lang w:val="en-US" w:eastAsia="zh-CN"/>
+              </w:rPr>
+              <w:t>≤1次</w:t>
+            </w:r>
+          </w:p>
+        </w:tc>
+        <w:tc>
+          <w:tcPr>
+            <w:tcW w:w="660" w:type="dxa"/>
+          </w:tcPr>
+          <w:p>
+            <w:pPr>
+              <w:rPr>
+                <w:rFonts w:hint="eastAsia" w:ascii="宋体" w:hAnsi="宋体" w:eastAsia="宋体" w:cs="宋体"/>
+                <w:sz w:val="18"/>
+                <w:szCs w:val="18"/>
+              </w:rPr>
+            </w:pPr>
+            <w:r>
+              <w:rPr>
+                <w:rFonts w:hint="eastAsia" w:ascii="宋体" w:hAnsi="宋体" w:eastAsia="宋体" w:cs="宋体"/>
+                <w:sz w:val="18"/>
+                <w:szCs w:val="18"/>
+              </w:rPr>
+              <w:t>每季度</w:t>
+            </w:r>
+          </w:p>
+        </w:tc>
+        <w:tc>
+          <w:tcPr>
+            <w:tcW w:w="947" w:type="dxa"/>
+          </w:tcPr>
+          <w:p>
+            <w:pPr>
+              <w:jc w:val="center"/>
+              <w:rPr>
+                <w:position w:val="-4"/>
+              </w:rPr>
+            </w:pPr>
+          </w:p>
+        </w:tc>
+        <w:tc>
+          <w:tcPr>
+            <w:tcW w:w="850" w:type="dxa"/>
+          </w:tcPr>
+          <w:p>
+            <w:pPr>
+              <w:jc w:val="center"/>
+              <w:rPr>
+                <w:position w:val="-4"/>
+              </w:rPr>
+            </w:pPr>
+          </w:p>
+        </w:tc>
+        <w:tc>
+          <w:tcPr>
+            <w:tcW w:w="851" w:type="dxa"/>
+            <w:shd w:val="clear"/>
+            <w:vAlign w:val="top"/>
+          </w:tcPr>
+          <w:p>
+            <w:pPr>
+              <w:jc w:val="center"/>
+              <w:rPr>
+                <w:rFonts w:hint="default" w:ascii="宋体" w:hAnsi="宋体" w:eastAsia="宋体" w:cs="宋体"/>
+                <w:snapToGrid w:val="0"/>
+                <w:color w:val="000000"/>
+                <w:sz w:val="18"/>
+                <w:szCs w:val="18"/>
+                <w:lang w:val="en-US" w:eastAsia="zh-CN" w:bidi="ar-SA"/>
+              </w:rPr>
+            </w:pPr>
+            <w:r>
+              <w:rPr>
+                <w:rFonts w:hint="eastAsia" w:ascii="宋体" w:hAnsi="宋体" w:eastAsia="宋体" w:cs="宋体"/>
+                <w:sz w:val="18"/>
+                <w:szCs w:val="18"/>
+                <w:lang w:val="en-US" w:eastAsia="zh-CN"/>
+              </w:rPr>
+              <w:t>0次</w:t>
+            </w:r>
+          </w:p>
+        </w:tc>
+        <w:tc>
+          <w:tcPr>
+            <w:tcW w:w="992" w:type="dxa"/>
+            <w:shd w:val="clear"/>
+            <w:vAlign w:val="top"/>
+          </w:tcPr>
+          <w:p>
+            <w:pPr>
+              <w:jc w:val="center"/>
+              <w:rPr>
+                <w:rFonts w:hint="eastAsia" w:ascii="宋体" w:hAnsi="宋体" w:eastAsia="宋体" w:cs="宋体"/>
+                <w:snapToGrid w:val="0"/>
+                <w:color w:val="000000"/>
+                <w:sz w:val="18"/>
+                <w:szCs w:val="18"/>
+                <w:lang w:val="en-US" w:eastAsia="en-US" w:bidi="ar-SA"/>
+              </w:rPr>
+            </w:pPr>
+            <w:r>
+              <w:rPr>
+                <w:position w:val="-4"/>
+              </w:rPr>
+              <w:t>-</w:t>
+            </w:r>
+          </w:p>
+        </w:tc>
+        <w:tc>
+          <w:tcPr>
+            <w:tcW w:w="992" w:type="dxa"/>
+            <w:shd w:val="clear"/>
+            <w:vAlign w:val="top"/>
+          </w:tcPr>
+          <w:p>
+            <w:pPr>
+              <w:jc w:val="center"/>
+              <w:rPr>
+                <w:rFonts w:hint="eastAsia" w:ascii="宋体" w:hAnsi="宋体" w:eastAsia="宋体" w:cs="宋体"/>
+                <w:snapToGrid w:val="0"/>
+                <w:color w:val="000000"/>
+                <w:sz w:val="18"/>
+                <w:szCs w:val="18"/>
+                <w:lang w:val="en-US" w:eastAsia="en-US" w:bidi="ar-SA"/>
+              </w:rPr>
+            </w:pPr>
+            <w:r>
+              <w:rPr>
+                <w:position w:val="-4"/>
+              </w:rPr>
+              <w:t>-</w:t>
+            </w:r>
+          </w:p>
+        </w:tc>
+        <w:tc>
+          <w:tcPr>
+            <w:tcW w:w="1044" w:type="dxa"/>
+            <w:shd w:val="clear" w:color="auto" w:fill="auto"/>
+            <w:vAlign w:val="top"/>
+          </w:tcPr>
+          <w:p>
+            <w:pPr>
+              <w:jc w:val="center"/>
+              <w:rPr>
+                <w:rFonts w:hint="default" w:ascii="宋体" w:hAnsi="宋体" w:eastAsia="宋体" w:cs="宋体"/>
+                <w:snapToGrid w:val="0"/>
+                <w:color w:val="000000"/>
+                <w:sz w:val="18"/>
+                <w:szCs w:val="18"/>
+                <w:lang w:val="en-US" w:eastAsia="zh-CN" w:bidi="ar-SA"/>
+              </w:rPr>
+            </w:pPr>
+            <w:r>
+              <w:rPr>
+                <w:rFonts w:hint="eastAsia" w:ascii="宋体" w:hAnsi="宋体" w:eastAsia="宋体" w:cs="宋体"/>
+                <w:sz w:val="18"/>
+                <w:szCs w:val="18"/>
+                <w:lang w:val="en-US" w:eastAsia="zh-CN"/>
+              </w:rPr>
+              <w:t>0次</w:t>
+            </w:r>
+            <w:bookmarkStart w:id="2" w:name="_GoBack"/>
+            <w:bookmarkEnd w:id="2"/>
+          </w:p>
+        </w:tc>
+      </w:tr>
+      <w:tr>
+        <w:tblPrEx>
+          <w:tblBorders>
+            <w:top w:val="single" w:color="000000" w:sz="6" w:space="0"/>
+            <w:left w:val="single" w:color="000000" w:sz="6" w:space="0"/>
+            <w:bottom w:val="single" w:color="000000" w:sz="6" w:space="0"/>
+            <w:right w:val="single" w:color="000000" w:sz="6" w:space="0"/>
+            <w:insideH w:val="single" w:color="000000" w:sz="6" w:space="0"/>
+            <w:insideV w:val="single" w:color="000000" w:sz="6" w:space="0"/>
+          </w:tblBorders>
+          <w:tblCellMar>
+            <w:top w:w="0" w:type="dxa"/>
+            <w:left w:w="0" w:type="dxa"/>
+            <w:bottom w:w="0" w:type="dxa"/>
+            <w:right w:w="0" w:type="dxa"/>
+          </w:tblCellMar>
+        </w:tblPrEx>
+        <w:trPr>
+          <w:trHeight w:val="430" w:hRule="atLeast"/>
+        </w:trPr>
+        <w:tc>
+          <w:tcPr>
+            <w:tcW w:w="515" w:type="dxa"/>
+            <w:vMerge w:val="continue"/>
+            <w:vAlign w:val="center"/>
+          </w:tcPr>
+          <w:p>
+            <w:pPr>
+              <w:rPr>
+                <w:rFonts w:hint="eastAsia" w:ascii="宋体" w:hAnsi="宋体" w:eastAsia="宋体" w:cs="宋体"/>
+                <w:sz w:val="18"/>
+                <w:szCs w:val="18"/>
+              </w:rPr>
+            </w:pPr>
+          </w:p>
+        </w:tc>
+        <w:tc>
+          <w:tcPr>
+            <w:tcW w:w="1104" w:type="dxa"/>
+            <w:vAlign w:val="center"/>
+          </w:tcPr>
+          <w:p>
+            <w:pPr>
+              <w:jc w:val="center"/>
+              <w:rPr>
+                <w:rFonts w:hint="eastAsia" w:ascii="宋体" w:hAnsi="宋体" w:eastAsia="宋体" w:cs="宋体"/>
+                <w:sz w:val="18"/>
+                <w:szCs w:val="18"/>
               </w:rPr>
             </w:pPr>
             <w:r>
@@ -9958,7 +10290,7 @@
         <w:tc>
           <w:tcPr>
             <w:tcW w:w="1044" w:type="dxa"/>
-            <w:shd w:val="clear"/>
+            <w:shd w:val="clear" w:color="auto" w:fill="auto"/>
             <w:vAlign w:val="top"/>
           </w:tcPr>
           <w:p>
@@ -10221,7 +10553,7 @@
         <w:tc>
           <w:tcPr>
             <w:tcW w:w="1044" w:type="dxa"/>
-            <w:shd w:val="clear"/>
+            <w:shd w:val="clear" w:color="auto" w:fill="auto"/>
             <w:vAlign w:val="top"/>
           </w:tcPr>
           <w:p>
@@ -10478,7 +10810,7 @@
         <w:tc>
           <w:tcPr>
             <w:tcW w:w="1044" w:type="dxa"/>
-            <w:shd w:val="clear"/>
+            <w:shd w:val="clear" w:color="auto" w:fill="auto"/>
             <w:vAlign w:val="top"/>
           </w:tcPr>
           <w:p>
@@ -10752,7 +11084,7 @@
         <w:tc>
           <w:tcPr>
             <w:tcW w:w="1044" w:type="dxa"/>
-            <w:shd w:val="clear"/>
+            <w:shd w:val="clear" w:color="auto" w:fill="auto"/>
             <w:vAlign w:val="top"/>
           </w:tcPr>
           <w:p>
@@ -11010,7 +11342,7 @@
         <w:tc>
           <w:tcPr>
             <w:tcW w:w="1044" w:type="dxa"/>
-            <w:shd w:val="clear"/>
+            <w:shd w:val="clear" w:color="auto" w:fill="auto"/>
             <w:vAlign w:val="top"/>
           </w:tcPr>
           <w:p>
@@ -11268,7 +11600,7 @@
         <w:tc>
           <w:tcPr>
             <w:tcW w:w="1044" w:type="dxa"/>
-            <w:shd w:val="clear"/>
+            <w:shd w:val="clear" w:color="auto" w:fill="auto"/>
             <w:vAlign w:val="top"/>
           </w:tcPr>
           <w:p>
@@ -11542,7 +11874,7 @@
         <w:tc>
           <w:tcPr>
             <w:tcW w:w="1044" w:type="dxa"/>
-            <w:shd w:val="clear"/>
+            <w:shd w:val="clear" w:color="auto" w:fill="auto"/>
             <w:vAlign w:val="top"/>
           </w:tcPr>
           <w:p>
@@ -11800,7 +12132,7 @@
         <w:tc>
           <w:tcPr>
             <w:tcW w:w="1044" w:type="dxa"/>
-            <w:shd w:val="clear"/>
+            <w:shd w:val="clear" w:color="auto" w:fill="auto"/>
             <w:vAlign w:val="top"/>
           </w:tcPr>
           <w:p>
@@ -12072,7 +12404,7 @@
         <w:tc>
           <w:tcPr>
             <w:tcW w:w="1044" w:type="dxa"/>
-            <w:shd w:val="clear"/>
+            <w:shd w:val="clear" w:color="auto" w:fill="auto"/>
             <w:vAlign w:val="top"/>
           </w:tcPr>
           <w:p>
@@ -12334,7 +12666,7 @@
         <w:tc>
           <w:tcPr>
             <w:tcW w:w="1044" w:type="dxa"/>
-            <w:shd w:val="clear"/>
+            <w:shd w:val="clear" w:color="auto" w:fill="auto"/>
             <w:vAlign w:val="top"/>
           </w:tcPr>
           <w:p>
@@ -12613,7 +12945,7 @@
         <w:tc>
           <w:tcPr>
             <w:tcW w:w="1044" w:type="dxa"/>
-            <w:shd w:val="clear"/>
+            <w:shd w:val="clear" w:color="auto" w:fill="auto"/>
             <w:vAlign w:val="top"/>
           </w:tcPr>
           <w:p>
@@ -12637,6 +12969,136 @@
               </w:rPr>
               <w:t>1次</w:t>
             </w:r>
+          </w:p>
+        </w:tc>
+      </w:tr>
+      <w:tr>
+        <w:tblPrEx>
+          <w:tblBorders>
+            <w:top w:val="single" w:color="000000" w:sz="6" w:space="0"/>
+            <w:left w:val="single" w:color="000000" w:sz="6" w:space="0"/>
+            <w:bottom w:val="single" w:color="000000" w:sz="6" w:space="0"/>
+            <w:right w:val="single" w:color="000000" w:sz="6" w:space="0"/>
+            <w:insideH w:val="single" w:color="000000" w:sz="6" w:space="0"/>
+            <w:insideV w:val="single" w:color="000000" w:sz="6" w:space="0"/>
+          </w:tblBorders>
+          <w:tblCellMar>
+            <w:top w:w="0" w:type="dxa"/>
+            <w:left w:w="0" w:type="dxa"/>
+            <w:bottom w:w="0" w:type="dxa"/>
+            <w:right w:w="0" w:type="dxa"/>
+          </w:tblCellMar>
+        </w:tblPrEx>
+        <w:trPr>
+          <w:trHeight w:val="969" w:hRule="atLeast"/>
+        </w:trPr>
+        <w:tc>
+          <w:tcPr>
+            <w:tcW w:w="10811" w:type="dxa"/>
+            <w:gridSpan w:val="11"/>
+            <w:vAlign w:val="center"/>
+          </w:tcPr>
+          <w:p>
+            <w:pPr>
+              <w:jc w:val="left"/>
+              <w:rPr>
+                <w:rFonts w:hint="default" w:ascii="宋体" w:hAnsi="宋体" w:eastAsia="宋体" w:cs="宋体"/>
+                <w:sz w:val="18"/>
+                <w:szCs w:val="18"/>
+                <w:lang w:val="en-US" w:eastAsia="zh-CN"/>
+              </w:rPr>
+            </w:pPr>
+            <w:r>
+              <w:rPr>
+                <w:rFonts w:hint="eastAsia" w:ascii="宋体" w:hAnsi="宋体" w:eastAsia="宋体" w:cs="宋体"/>
+                <w:sz w:val="18"/>
+                <w:szCs w:val="18"/>
+                <w:lang w:val="en-US" w:eastAsia="zh-CN"/>
+              </w:rPr>
+              <w:t>针对最终软件库跟踪不合格的现象，采取以下措施：</w:t>
+            </w:r>
+          </w:p>
+          <w:p>
+            <w:pPr>
+              <w:numPr>
+                <w:ilvl w:val="0"/>
+                <w:numId w:val="2"/>
+              </w:numPr>
+              <w:ind w:left="425" w:leftChars="0" w:hanging="425" w:firstLineChars="0"/>
+              <w:jc w:val="left"/>
+              <w:rPr>
+                <w:rFonts w:hint="eastAsia" w:ascii="宋体" w:hAnsi="宋体" w:eastAsia="宋体" w:cs="宋体"/>
+                <w:sz w:val="18"/>
+                <w:szCs w:val="18"/>
+                <w:lang w:val="en-US" w:eastAsia="zh-CN"/>
+              </w:rPr>
+            </w:pPr>
+            <w:r>
+              <w:rPr>
+                <w:rFonts w:hint="eastAsia" w:ascii="宋体" w:hAnsi="宋体" w:eastAsia="宋体" w:cs="宋体"/>
+                <w:sz w:val="18"/>
+                <w:szCs w:val="18"/>
+                <w:lang w:val="en-US" w:eastAsia="zh-CN"/>
+              </w:rPr>
+              <w:t>组织交付部全员开展《最终软件库管理制度》专项培训，重点强化对出入库流程、版本更新规范及记录要求的理解和执行；</w:t>
+            </w:r>
+          </w:p>
+          <w:p>
+            <w:pPr>
+              <w:numPr>
+                <w:ilvl w:val="0"/>
+                <w:numId w:val="2"/>
+              </w:numPr>
+              <w:ind w:left="425" w:leftChars="0" w:hanging="425" w:firstLineChars="0"/>
+              <w:jc w:val="left"/>
+              <w:rPr>
+                <w:rFonts w:hint="eastAsia" w:ascii="宋体" w:hAnsi="宋体" w:eastAsia="宋体" w:cs="宋体"/>
+                <w:sz w:val="18"/>
+                <w:szCs w:val="18"/>
+                <w:lang w:val="en-US" w:eastAsia="zh-CN"/>
+              </w:rPr>
+            </w:pPr>
+            <w:r>
+              <w:rPr>
+                <w:rFonts w:hint="eastAsia" w:ascii="宋体" w:hAnsi="宋体" w:eastAsia="宋体" w:cs="宋体"/>
+                <w:sz w:val="18"/>
+                <w:szCs w:val="18"/>
+                <w:lang w:val="en-US" w:eastAsia="zh-CN"/>
+              </w:rPr>
+              <w:t>质量部加强对最终软件库管理的关键环节进行日常抽查，包括出入库记录、版本变更审批、软件包完整性检查等，并建立问题通报机制；</w:t>
+            </w:r>
+          </w:p>
+          <w:p>
+            <w:pPr>
+              <w:numPr>
+                <w:ilvl w:val="0"/>
+                <w:numId w:val="2"/>
+              </w:numPr>
+              <w:ind w:left="425" w:leftChars="0" w:hanging="425" w:firstLineChars="0"/>
+              <w:jc w:val="left"/>
+              <w:rPr>
+                <w:rFonts w:hint="eastAsia"/>
+                <w:lang w:val="en-US" w:eastAsia="zh-CN"/>
+              </w:rPr>
+            </w:pPr>
+            <w:r>
+              <w:rPr>
+                <w:rFonts w:hint="eastAsia" w:ascii="宋体" w:hAnsi="宋体" w:eastAsia="宋体" w:cs="宋体"/>
+                <w:sz w:val="18"/>
+                <w:szCs w:val="18"/>
+                <w:lang w:val="en-US" w:eastAsia="zh-CN"/>
+              </w:rPr>
+              <w:t>建立季度软件库管理回顾机制，定期汇总执行情况，分析典型问题，推动管理要求的持续落地。</w:t>
+            </w:r>
+          </w:p>
+          <w:p>
+            <w:pPr>
+              <w:pStyle w:val="17"/>
+              <w:rPr>
+                <w:rFonts w:hint="default"/>
+                <w:lang w:val="en-US" w:eastAsia="zh-CN"/>
+              </w:rPr>
+            </w:pPr>
           </w:p>
         </w:tc>
       </w:tr>
@@ -12662,7 +13124,7 @@
 <w:hdr xmlns:wpc="http://schemas.microsoft.com/office/word/2010/wordprocessingCanvas" xmlns:mc="http://schemas.openxmlformats.org/markup-compatibility/2006" xmlns:o="urn:schemas-microsoft-com:office:office" xmlns:r="http://schemas.openxmlformats.org/officeDocument/2006/relationships" xmlns:m="http://schemas.openxmlformats.org/officeDocument/2006/math" xmlns:v="urn:schemas-microsoft-com:vml" xmlns:wp14="http://schemas.microsoft.com/office/word/2010/wordprocessingDrawing" xmlns:wp="http://schemas.openxmlformats.org/drawingml/2006/wordprocessingDrawing" xmlns:w10="urn:schemas-microsoft-com:office:word" xmlns:w="http://schemas.openxmlformats.org/wordprocessingml/2006/main" xmlns:w14="http://schemas.microsoft.com/office/word/2010/wordml" xmlns:w15="http://schemas.microsoft.com/office/word/2012/wordml" xmlns:wpg="http://schemas.microsoft.com/office/word/2010/wordprocessingGroup" xmlns:wpi="http://schemas.microsoft.com/office/word/2010/wordprocessingInk" xmlns:wne="http://schemas.microsoft.com/office/word/2006/wordml" xmlns:wps="http://schemas.microsoft.com/office/word/2010/wordprocessingShape" xmlns:wpsCustomData="http://www.wps.cn/officeDocument/2013/wpsCustomData" mc:Ignorable="w14 w15 wp14">
   <w:p>
     <w:pPr>
-      <w:pStyle w:val="16"/>
+      <w:pStyle w:val="15"/>
       <w:pBdr>
         <w:bottom w:val="single" w:color="auto" w:sz="4" w:space="1"/>
       </w:pBdr>
@@ -12692,7 +13154,7 @@
     <w:lvl w:ilvl="0" w:tentative="0">
       <w:start w:val="1"/>
       <w:numFmt w:val="decimal"/>
-      <w:pStyle w:val="3"/>
+      <w:pStyle w:val="2"/>
       <w:lvlText w:val="%1."/>
       <w:lvlJc w:val="left"/>
       <w:pPr>
@@ -12705,7 +13167,7 @@
     <w:lvl w:ilvl="1" w:tentative="0">
       <w:start w:val="1"/>
       <w:numFmt w:val="decimal"/>
-      <w:pStyle w:val="4"/>
+      <w:pStyle w:val="3"/>
       <w:lvlText w:val="%1.%2."/>
       <w:lvlJc w:val="left"/>
       <w:pPr>
@@ -12718,7 +13180,7 @@
     <w:lvl w:ilvl="2" w:tentative="0">
       <w:start w:val="1"/>
       <w:numFmt w:val="decimal"/>
-      <w:pStyle w:val="5"/>
+      <w:pStyle w:val="4"/>
       <w:lvlText w:val="%1.%2.%3."/>
       <w:lvlJc w:val="left"/>
       <w:pPr>
@@ -12731,7 +13193,7 @@
     <w:lvl w:ilvl="3" w:tentative="0">
       <w:start w:val="1"/>
       <w:numFmt w:val="decimal"/>
-      <w:pStyle w:val="6"/>
+      <w:pStyle w:val="5"/>
       <w:lvlText w:val="%1.%2.%3.%4."/>
       <w:lvlJc w:val="left"/>
       <w:pPr>
@@ -12744,7 +13206,7 @@
     <w:lvl w:ilvl="4" w:tentative="0">
       <w:start w:val="1"/>
       <w:numFmt w:val="decimal"/>
-      <w:pStyle w:val="7"/>
+      <w:pStyle w:val="6"/>
       <w:lvlText w:val="%1.%2.%3.%4.%5."/>
       <w:lvlJc w:val="left"/>
       <w:pPr>
@@ -12757,7 +13219,7 @@
     <w:lvl w:ilvl="5" w:tentative="0">
       <w:start w:val="1"/>
       <w:numFmt w:val="decimal"/>
-      <w:pStyle w:val="8"/>
+      <w:pStyle w:val="7"/>
       <w:lvlText w:val="%1.%2.%3.%4.%5.%6."/>
       <w:lvlJc w:val="left"/>
       <w:pPr>
@@ -12770,7 +13232,7 @@
     <w:lvl w:ilvl="6" w:tentative="0">
       <w:start w:val="1"/>
       <w:numFmt w:val="decimal"/>
-      <w:pStyle w:val="9"/>
+      <w:pStyle w:val="8"/>
       <w:lvlText w:val="%1.%2.%3.%4.%5.%6.%7."/>
       <w:lvlJc w:val="left"/>
       <w:pPr>
@@ -12783,7 +13245,7 @@
     <w:lvl w:ilvl="7" w:tentative="0">
       <w:start w:val="1"/>
       <w:numFmt w:val="decimal"/>
-      <w:pStyle w:val="10"/>
+      <w:pStyle w:val="9"/>
       <w:lvlText w:val="%1.%2.%3.%4.%5.%6.%7.%8."/>
       <w:lvlJc w:val="left"/>
       <w:pPr>
@@ -12796,7 +13258,7 @@
     <w:lvl w:ilvl="8" w:tentative="0">
       <w:start w:val="1"/>
       <w:numFmt w:val="decimal"/>
-      <w:pStyle w:val="11"/>
+      <w:pStyle w:val="10"/>
       <w:lvlText w:val="%1.%2.%3.%4.%5.%6.%7.%8.%9."/>
       <w:lvlJc w:val="left"/>
       <w:pPr>
@@ -12807,8 +13269,28 @@
       </w:rPr>
     </w:lvl>
   </w:abstractNum>
+  <w:abstractNum w:abstractNumId="1">
+    <w:nsid w:val="35707066"/>
+    <w:multiLevelType w:val="singleLevel"/>
+    <w:tmpl w:val="35707066"/>
+    <w:lvl w:ilvl="0" w:tentative="0">
+      <w:start w:val="1"/>
+      <w:numFmt w:val="decimal"/>
+      <w:lvlText w:val="%1."/>
+      <w:lvlJc w:val="left"/>
+      <w:pPr>
+        <w:ind w:left="425" w:hanging="425"/>
+      </w:pPr>
+      <w:rPr>
+        <w:rFonts w:hint="default"/>
+      </w:rPr>
+    </w:lvl>
+  </w:abstractNum>
   <w:num w:numId="1">
     <w:abstractNumId w:val="0"/>
+  </w:num>
+  <w:num w:numId="2">
+    <w:abstractNumId w:val="1"/>
   </w:num>
 </w:numbering>
 </file>
@@ -13075,7 +13557,6 @@
   </w:latentStyles>
   <w:style w:type="paragraph" w:default="1" w:styleId="1">
     <w:name w:val="Normal"/>
-    <w:next w:val="2"/>
     <w:semiHidden/>
     <w:qFormat/>
     <w:uiPriority w:val="0"/>
@@ -13096,7 +13577,7 @@
       <w:lang w:val="en-US" w:eastAsia="en-US" w:bidi="ar-SA"/>
     </w:rPr>
   </w:style>
-  <w:style w:type="paragraph" w:styleId="3">
+  <w:style w:type="paragraph" w:styleId="2">
     <w:name w:val="heading 1"/>
     <w:basedOn w:val="1"/>
     <w:next w:val="1"/>
@@ -13118,7 +13599,7 @@
       <w:sz w:val="44"/>
     </w:rPr>
   </w:style>
-  <w:style w:type="paragraph" w:styleId="4">
+  <w:style w:type="paragraph" w:styleId="3">
     <w:name w:val="heading 2"/>
     <w:basedOn w:val="1"/>
     <w:next w:val="1"/>
@@ -13141,7 +13622,7 @@
       <w:sz w:val="32"/>
     </w:rPr>
   </w:style>
-  <w:style w:type="paragraph" w:styleId="5">
+  <w:style w:type="paragraph" w:styleId="4">
     <w:name w:val="heading 3"/>
     <w:basedOn w:val="1"/>
     <w:next w:val="1"/>
@@ -13164,7 +13645,7 @@
       <w:sz w:val="32"/>
     </w:rPr>
   </w:style>
-  <w:style w:type="paragraph" w:styleId="6">
+  <w:style w:type="paragraph" w:styleId="5">
     <w:name w:val="heading 4"/>
     <w:basedOn w:val="1"/>
     <w:next w:val="1"/>
@@ -13187,7 +13668,7 @@
       <w:sz w:val="28"/>
     </w:rPr>
   </w:style>
-  <w:style w:type="paragraph" w:styleId="7">
+  <w:style w:type="paragraph" w:styleId="6">
     <w:name w:val="heading 5"/>
     <w:basedOn w:val="1"/>
     <w:next w:val="1"/>
@@ -13210,7 +13691,7 @@
       <w:sz w:val="28"/>
     </w:rPr>
   </w:style>
-  <w:style w:type="paragraph" w:styleId="8">
+  <w:style w:type="paragraph" w:styleId="7">
     <w:name w:val="heading 6"/>
     <w:basedOn w:val="1"/>
     <w:next w:val="1"/>
@@ -13234,7 +13715,7 @@
       <w:sz w:val="24"/>
     </w:rPr>
   </w:style>
-  <w:style w:type="paragraph" w:styleId="9">
+  <w:style w:type="paragraph" w:styleId="8">
     <w:name w:val="heading 7"/>
     <w:basedOn w:val="1"/>
     <w:next w:val="1"/>
@@ -13257,7 +13738,7 @@
       <w:sz w:val="24"/>
     </w:rPr>
   </w:style>
-  <w:style w:type="paragraph" w:styleId="10">
+  <w:style w:type="paragraph" w:styleId="9">
     <w:name w:val="heading 8"/>
     <w:basedOn w:val="1"/>
     <w:next w:val="1"/>
@@ -13280,7 +13761,7 @@
       <w:sz w:val="24"/>
     </w:rPr>
   </w:style>
-  <w:style w:type="paragraph" w:styleId="11">
+  <w:style w:type="paragraph" w:styleId="10">
     <w:name w:val="heading 9"/>
     <w:basedOn w:val="1"/>
     <w:next w:val="1"/>
@@ -13322,30 +13803,20 @@
       </w:tblCellMar>
     </w:tblPr>
   </w:style>
-  <w:style w:type="paragraph" w:styleId="2">
-    <w:name w:val="toc 2"/>
-    <w:basedOn w:val="1"/>
-    <w:next w:val="1"/>
-    <w:qFormat/>
-    <w:uiPriority w:val="0"/>
-    <w:pPr>
-      <w:ind w:left="420" w:leftChars="200"/>
-    </w:pPr>
-  </w:style>
-  <w:style w:type="paragraph" w:styleId="12">
+  <w:style w:type="paragraph" w:styleId="11">
     <w:name w:val="annotation text"/>
     <w:basedOn w:val="1"/>
     <w:qFormat/>
     <w:uiPriority w:val="0"/>
   </w:style>
-  <w:style w:type="paragraph" w:styleId="13">
+  <w:style w:type="paragraph" w:styleId="12">
     <w:name w:val="Body Text"/>
     <w:basedOn w:val="1"/>
     <w:semiHidden/>
     <w:qFormat/>
     <w:uiPriority w:val="0"/>
   </w:style>
-  <w:style w:type="paragraph" w:styleId="14">
+  <w:style w:type="paragraph" w:styleId="13">
     <w:name w:val="toc 3"/>
     <w:basedOn w:val="1"/>
     <w:next w:val="1"/>
@@ -13355,7 +13826,7 @@
       <w:ind w:left="840" w:leftChars="400"/>
     </w:pPr>
   </w:style>
-  <w:style w:type="paragraph" w:styleId="15">
+  <w:style w:type="paragraph" w:styleId="14">
     <w:name w:val="footer"/>
     <w:basedOn w:val="1"/>
     <w:qFormat/>
@@ -13370,7 +13841,7 @@
       <w:sz w:val="18"/>
     </w:rPr>
   </w:style>
-  <w:style w:type="paragraph" w:styleId="16">
+  <w:style w:type="paragraph" w:styleId="15">
     <w:name w:val="header"/>
     <w:basedOn w:val="1"/>
     <w:qFormat/>
@@ -13392,7 +13863,7 @@
       <w:sz w:val="18"/>
     </w:rPr>
   </w:style>
-  <w:style w:type="paragraph" w:styleId="17">
+  <w:style w:type="paragraph" w:styleId="16">
     <w:name w:val="toc 1"/>
     <w:basedOn w:val="1"/>
     <w:next w:val="1"/>
@@ -13402,6 +13873,16 @@
       <w:rFonts w:eastAsia="Microsoft JhengHei"/>
       <w:sz w:val="24"/>
     </w:rPr>
+  </w:style>
+  <w:style w:type="paragraph" w:styleId="17">
+    <w:name w:val="toc 2"/>
+    <w:basedOn w:val="1"/>
+    <w:next w:val="1"/>
+    <w:qFormat/>
+    <w:uiPriority w:val="0"/>
+    <w:pPr>
+      <w:ind w:left="420" w:leftChars="200"/>
+    </w:pPr>
   </w:style>
   <w:style w:type="paragraph" w:styleId="18">
     <w:name w:val="Normal (Web)"/>
@@ -13515,7 +13996,7 @@
   </w:style>
   <w:style w:type="paragraph" w:customStyle="1" w:styleId="28">
     <w:name w:val="柴_标题1"/>
-    <w:basedOn w:val="3"/>
+    <w:basedOn w:val="2"/>
     <w:next w:val="29"/>
     <w:link w:val="38"/>
     <w:qFormat/>
@@ -13530,7 +14011,7 @@
   </w:style>
   <w:style w:type="paragraph" w:customStyle="1" w:styleId="29">
     <w:name w:val="柴_正文"/>
-    <w:basedOn w:val="13"/>
+    <w:basedOn w:val="12"/>
     <w:qFormat/>
     <w:uiPriority w:val="0"/>
     <w:pPr>
@@ -13545,7 +14026,7 @@
   </w:style>
   <w:style w:type="paragraph" w:customStyle="1" w:styleId="30">
     <w:name w:val="柴_标题2"/>
-    <w:basedOn w:val="4"/>
+    <w:basedOn w:val="3"/>
     <w:next w:val="29"/>
     <w:qFormat/>
     <w:uiPriority w:val="0"/>
@@ -13559,7 +14040,7 @@
   </w:style>
   <w:style w:type="paragraph" w:customStyle="1" w:styleId="31">
     <w:name w:val="柴_标题3"/>
-    <w:basedOn w:val="5"/>
+    <w:basedOn w:val="4"/>
     <w:next w:val="1"/>
     <w:qFormat/>
     <w:uiPriority w:val="0"/>
@@ -13577,7 +14058,7 @@
   <w:style w:type="paragraph" w:customStyle="1" w:styleId="32">
     <w:name w:val="柴_目录"/>
     <w:basedOn w:val="1"/>
-    <w:next w:val="13"/>
+    <w:next w:val="12"/>
     <w:qFormat/>
     <w:uiPriority w:val="0"/>
     <w:pPr>
@@ -13625,7 +14106,7 @@
   </w:style>
   <w:style w:type="paragraph" w:customStyle="1" w:styleId="36">
     <w:name w:val="Compact"/>
-    <w:basedOn w:val="13"/>
+    <w:basedOn w:val="12"/>
     <w:qFormat/>
     <w:uiPriority w:val="0"/>
     <w:pPr>
